--- a/Brand basics/Templates & Guides/Broadgate_Corporate_Document_Template.docx
+++ b/Brand basics/Templates & Guides/Broadgate_Corporate_Document_Template.docx
@@ -21,7 +21,7 @@
         <w:drawing>
           <wp:inline xmlns:a="http://schemas.openxmlformats.org/drawingml/2006/main" xmlns:pic="http://schemas.openxmlformats.org/drawingml/2006/picture">
             <wp:extent cx="1097280" cy="1120269"/>
-            <wp:docPr id="1" name="Picture 1"/>
+            <wp:docPr id="1" name="Picture 1" descr="Broadgate Option C broad gateway symbol"/>
             <wp:cNvGraphicFramePr>
               <a:graphicFrameLocks noChangeAspect="1"/>
             </wp:cNvGraphicFramePr>
@@ -93,7 +93,7 @@
           <w:color w:val="02234F"/>
           <w:sz w:val="18"/>
         </w:rPr>
-        <w:t>Gateway to Expertise</w:t>
+        <w:t>Your Gateway to Expertise</w:t>
       </w:r>
     </w:p>
     <w:p>
@@ -2057,7 +2057,7 @@
               <w:color w:val="566573"/>
               <w:sz w:val="13"/>
             </w:rPr>
-            <w:t>GATEWAY TO EXPERTISE</w:t>
+            <w:t>YOUR GATEWAY TO EXPERTISE</w:t>
           </w:r>
         </w:p>
       </w:tc>
